--- a/Data/Table3_CohortB_HR.docx
+++ b/Data/Table3_CohortB_HR.docx
@@ -3,11 +3,21 @@
 <w:document xmlns:wpc="http://schemas.microsoft.com/office/word/2010/wordprocessingCanvas" xmlns:mo="http://schemas.microsoft.com/office/mac/office/2008/main" xmlns:mc="http://schemas.openxmlformats.org/markup-compatibility/2006" xmlns:mv="urn:schemas-microsoft-com:mac:vml" xmlns:o="urn:schemas-microsoft-com:office:office" xmlns:r="http://schemas.openxmlformats.org/officeDocument/2006/relationships" xmlns:m="http://schemas.openxmlformats.org/officeDocument/2006/math" xmlns:v="urn:schemas-microsoft-com:vml" xmlns:wp14="http://schemas.microsoft.com/office/word/2010/wordprocessingDrawing" xmlns:wp="http://schemas.openxmlformats.org/drawingml/2006/wordprocessingDrawing" xmlns:w10="urn:schemas-microsoft-com:office:word" xmlns:w="http://schemas.openxmlformats.org/wordprocessingml/2006/main" xmlns:w14="http://schemas.microsoft.com/office/word/2010/wordml" xmlns:wpg="http://schemas.microsoft.com/office/word/2010/wordprocessingGroup" xmlns:wpi="http://schemas.microsoft.com/office/word/2010/wordprocessingInk" xmlns:wne="http://schemas.microsoft.com/office/word/2006/wordml" xmlns:wps="http://schemas.microsoft.com/office/word/2010/wordprocessingShape" mc:Ignorable="w14 wp14">
   <w:body>
     <w:p>
-      <w:pPr>
-        <w:pStyle w:val="Heading1"/>
-      </w:pPr>
       <w:r>
-        <w:t>Table 3. Cohort B — Vaccine effectiveness for lesion recurrence and high-risk HPV reinfection</w:t>
+        <w:rPr>
+          <w:b/>
+          <w:sz w:val="22"/>
+        </w:rPr>
+        <w:t>Table 3. Cohort B — Co-primary outcomes and key sensitivity analyses</w:t>
+      </w:r>
+    </w:p>
+    <w:p>
+      <w:r>
+        <w:rPr>
+          <w:i/>
+          <w:sz w:val="18"/>
+        </w:rPr>
+        <w:t>Age-adjusted Cox proportional-hazards models with cluster-robust standard errors using the fine-matching identifier. PY = person-years; rate is per 1,000 person-years.</w:t>
       </w:r>
     </w:p>
     <w:tbl>
@@ -17,22 +27,21 @@
         <w:tblLook w:firstColumn="1" w:firstRow="1" w:lastColumn="0" w:lastRow="0" w:noHBand="0" w:noVBand="1" w:val="04A0"/>
       </w:tblPr>
       <w:tblGrid>
-        <w:gridCol w:w="1440"/>
-        <w:gridCol w:w="1440"/>
-        <w:gridCol w:w="1440"/>
-        <w:gridCol w:w="1440"/>
-        <w:gridCol w:w="1440"/>
-        <w:gridCol w:w="1440"/>
+        <w:gridCol w:w="1892"/>
+        <w:gridCol w:w="1892"/>
+        <w:gridCol w:w="1892"/>
+        <w:gridCol w:w="1892"/>
+        <w:gridCol w:w="1892"/>
+        <w:gridCol w:w="1892"/>
+        <w:gridCol w:w="1892"/>
+        <w:gridCol w:w="1892"/>
       </w:tblGrid>
       <w:tr>
         <w:tc>
           <w:tcPr>
-            <w:tcW w:type="dxa" w:w="1440"/>
+            <w:tcW w:type="dxa" w:w="1892"/>
           </w:tcPr>
           <w:p>
-            <w:pPr>
-              <w:jc w:val="center"/>
-            </w:pPr>
             <w:r>
               <w:rPr>
                 <w:b/>
@@ -44,92 +53,99 @@
         </w:tc>
         <w:tc>
           <w:tcPr>
-            <w:tcW w:type="dxa" w:w="1440"/>
+            <w:tcW w:type="dxa" w:w="1892"/>
           </w:tcPr>
           <w:p>
-            <w:pPr>
-              <w:jc w:val="center"/>
-            </w:pPr>
             <w:r>
               <w:rPr>
                 <w:b/>
                 <w:sz w:val="18"/>
               </w:rPr>
-              <w:t>Vaccinated</w:t>
-              <w:br/>
-              <w:t>(events / n)</w:t>
+              <w:t>Vaccinated events / N</w:t>
             </w:r>
           </w:p>
         </w:tc>
         <w:tc>
           <w:tcPr>
-            <w:tcW w:type="dxa" w:w="1440"/>
+            <w:tcW w:type="dxa" w:w="1892"/>
           </w:tcPr>
           <w:p>
-            <w:pPr>
-              <w:jc w:val="center"/>
-            </w:pPr>
             <w:r>
               <w:rPr>
                 <w:b/>
                 <w:sz w:val="18"/>
               </w:rPr>
-              <w:t>Non-vaccinated</w:t>
-              <w:br/>
-              <w:t>(events / n)</w:t>
+              <w:t>Vaccinated PY (rate)</w:t>
             </w:r>
           </w:p>
         </w:tc>
         <w:tc>
           <w:tcPr>
-            <w:tcW w:type="dxa" w:w="1440"/>
+            <w:tcW w:type="dxa" w:w="1892"/>
           </w:tcPr>
           <w:p>
-            <w:pPr>
-              <w:jc w:val="center"/>
-            </w:pPr>
             <w:r>
               <w:rPr>
                 <w:b/>
                 <w:sz w:val="18"/>
               </w:rPr>
-              <w:t>Crude rate ratio</w:t>
+              <w:t>Non-vaccinated events / N</w:t>
             </w:r>
           </w:p>
         </w:tc>
         <w:tc>
           <w:tcPr>
-            <w:tcW w:type="dxa" w:w="1440"/>
+            <w:tcW w:type="dxa" w:w="1892"/>
           </w:tcPr>
           <w:p>
-            <w:pPr>
-              <w:jc w:val="center"/>
-            </w:pPr>
             <w:r>
               <w:rPr>
                 <w:b/>
                 <w:sz w:val="18"/>
               </w:rPr>
-              <w:t>Age-adjusted HR</w:t>
-              <w:br/>
-              <w:t>(95% CI)</w:t>
+              <w:t>Non-vaccinated PY (rate)</w:t>
             </w:r>
           </w:p>
         </w:tc>
         <w:tc>
           <w:tcPr>
-            <w:tcW w:type="dxa" w:w="1440"/>
+            <w:tcW w:type="dxa" w:w="1892"/>
           </w:tcPr>
           <w:p>
-            <w:pPr>
-              <w:jc w:val="center"/>
-            </w:pPr>
             <w:r>
               <w:rPr>
                 <w:b/>
                 <w:sz w:val="18"/>
               </w:rPr>
-              <w:t>p-value</w:t>
+              <w:t>HR (95% CI)</w:t>
+            </w:r>
+          </w:p>
+        </w:tc>
+        <w:tc>
+          <w:tcPr>
+            <w:tcW w:type="dxa" w:w="1892"/>
+          </w:tcPr>
+          <w:p>
+            <w:r>
+              <w:rPr>
+                <w:b/>
+                <w:sz w:val="18"/>
+              </w:rPr>
+              <w:t>Favourable</w:t>
+            </w:r>
+          </w:p>
+        </w:tc>
+        <w:tc>
+          <w:tcPr>
+            <w:tcW w:type="dxa" w:w="1892"/>
+          </w:tcPr>
+          <w:p>
+            <w:r>
+              <w:rPr>
+                <w:b/>
+                <w:sz w:val="18"/>
+              </w:rPr>
+              <w:t>p</w:t>
             </w:r>
           </w:p>
         </w:tc>
@@ -137,94 +153,106 @@
       <w:tr>
         <w:tc>
           <w:tcPr>
-            <w:tcW w:type="dxa" w:w="1440"/>
+            <w:tcW w:type="dxa" w:w="1892"/>
+          </w:tcPr>
+          <w:p>
+            <w:r>
+              <w:rPr>
+                <w:b/>
+                <w:sz w:val="18"/>
+              </w:rPr>
+              <w:t>[Co-primary] Lesion recurrence (≥CIN2 / HSIL+ or invasive carcinoma)</w:t>
+            </w:r>
+          </w:p>
+        </w:tc>
+        <w:tc>
+          <w:tcPr>
+            <w:tcW w:type="dxa" w:w="1892"/>
           </w:tcPr>
           <w:p>
             <w:r>
               <w:rPr>
                 <w:sz w:val="18"/>
               </w:rPr>
-              <w:t>Lesion recurrence (HSIL/CIN3+)</w:t>
+              <w:t>13 / 241</w:t>
             </w:r>
           </w:p>
         </w:tc>
         <w:tc>
           <w:tcPr>
-            <w:tcW w:type="dxa" w:w="1440"/>
+            <w:tcW w:type="dxa" w:w="1892"/>
           </w:tcPr>
           <w:p>
-            <w:pPr>
-              <w:jc w:val="center"/>
-            </w:pPr>
             <w:r>
               <w:rPr>
                 <w:sz w:val="18"/>
               </w:rPr>
-              <w:t>13 / 241 (5.4%)</w:t>
+              <w:t>1405 (9.2)</w:t>
             </w:r>
           </w:p>
         </w:tc>
         <w:tc>
           <w:tcPr>
-            <w:tcW w:type="dxa" w:w="1440"/>
+            <w:tcW w:type="dxa" w:w="1892"/>
           </w:tcPr>
           <w:p>
-            <w:pPr>
-              <w:jc w:val="center"/>
-            </w:pPr>
             <w:r>
               <w:rPr>
                 <w:sz w:val="18"/>
               </w:rPr>
-              <w:t>57 / 867 (6.6%)</w:t>
+              <w:t>57 / 867</w:t>
             </w:r>
           </w:p>
         </w:tc>
         <w:tc>
           <w:tcPr>
-            <w:tcW w:type="dxa" w:w="1440"/>
+            <w:tcW w:type="dxa" w:w="1892"/>
           </w:tcPr>
           <w:p>
-            <w:pPr>
-              <w:jc w:val="center"/>
-            </w:pPr>
             <w:r>
               <w:rPr>
                 <w:sz w:val="18"/>
               </w:rPr>
-              <w:t>0.82</w:t>
+              <w:t>5052 (11.3)</w:t>
             </w:r>
           </w:p>
         </w:tc>
         <w:tc>
           <w:tcPr>
-            <w:tcW w:type="dxa" w:w="1440"/>
+            <w:tcW w:type="dxa" w:w="1892"/>
           </w:tcPr>
           <w:p>
-            <w:pPr>
-              <w:jc w:val="center"/>
-            </w:pPr>
             <w:r>
               <w:rPr>
                 <w:sz w:val="18"/>
               </w:rPr>
-              <w:t>0.760 (0.423–1.364)</w:t>
+              <w:t>0.80 (0.44–1.43)</w:t>
             </w:r>
           </w:p>
         </w:tc>
         <w:tc>
           <w:tcPr>
-            <w:tcW w:type="dxa" w:w="1440"/>
+            <w:tcW w:type="dxa" w:w="1892"/>
           </w:tcPr>
           <w:p>
-            <w:pPr>
-              <w:jc w:val="center"/>
-            </w:pPr>
             <w:r>
               <w:rPr>
                 <w:sz w:val="18"/>
               </w:rPr>
-              <w:t>0.357</w:t>
+              <w:t>HR&lt;1</w:t>
+            </w:r>
+          </w:p>
+        </w:tc>
+        <w:tc>
+          <w:tcPr>
+            <w:tcW w:type="dxa" w:w="1892"/>
+          </w:tcPr>
+          <w:p>
+            <w:r>
+              <w:rPr>
+                <w:sz w:val="18"/>
+              </w:rPr>
+              <w:t>0.445</w:t>
             </w:r>
           </w:p>
         </w:tc>
@@ -232,94 +260,106 @@
       <w:tr>
         <w:tc>
           <w:tcPr>
-            <w:tcW w:type="dxa" w:w="1440"/>
+            <w:tcW w:type="dxa" w:w="1892"/>
+          </w:tcPr>
+          <w:p>
+            <w:r>
+              <w:rPr>
+                <w:b/>
+                <w:sz w:val="18"/>
+              </w:rPr>
+              <w:t>[Co-primary] hr-HPV clearance / regression (pre-vaccine HPV+ baseline)</w:t>
+            </w:r>
+          </w:p>
+        </w:tc>
+        <w:tc>
+          <w:tcPr>
+            <w:tcW w:type="dxa" w:w="1892"/>
           </w:tcPr>
           <w:p>
             <w:r>
               <w:rPr>
                 <w:sz w:val="18"/>
               </w:rPr>
-              <w:t>New high-risk HPV infection</w:t>
+              <w:t>55 / 110</w:t>
             </w:r>
           </w:p>
         </w:tc>
         <w:tc>
           <w:tcPr>
-            <w:tcW w:type="dxa" w:w="1440"/>
+            <w:tcW w:type="dxa" w:w="1892"/>
           </w:tcPr>
           <w:p>
-            <w:pPr>
-              <w:jc w:val="center"/>
-            </w:pPr>
             <w:r>
               <w:rPr>
                 <w:sz w:val="18"/>
               </w:rPr>
-              <w:t>149 / 241 (61.8%)</w:t>
+              <w:t>326 (168.9)</w:t>
             </w:r>
           </w:p>
         </w:tc>
         <w:tc>
           <w:tcPr>
-            <w:tcW w:type="dxa" w:w="1440"/>
+            <w:tcW w:type="dxa" w:w="1892"/>
           </w:tcPr>
           <w:p>
-            <w:pPr>
-              <w:jc w:val="center"/>
-            </w:pPr>
             <w:r>
               <w:rPr>
                 <w:sz w:val="18"/>
               </w:rPr>
-              <w:t>546 / 867 (63.0%)</w:t>
+              <w:t>74 / 182</w:t>
             </w:r>
           </w:p>
         </w:tc>
         <w:tc>
           <w:tcPr>
-            <w:tcW w:type="dxa" w:w="1440"/>
+            <w:tcW w:type="dxa" w:w="1892"/>
           </w:tcPr>
           <w:p>
-            <w:pPr>
-              <w:jc w:val="center"/>
-            </w:pPr>
             <w:r>
               <w:rPr>
                 <w:sz w:val="18"/>
               </w:rPr>
-              <w:t>0.98</w:t>
+              <w:t>628 (117.8)</w:t>
             </w:r>
           </w:p>
         </w:tc>
         <w:tc>
           <w:tcPr>
-            <w:tcW w:type="dxa" w:w="1440"/>
+            <w:tcW w:type="dxa" w:w="1892"/>
           </w:tcPr>
           <w:p>
-            <w:pPr>
-              <w:jc w:val="center"/>
-            </w:pPr>
             <w:r>
               <w:rPr>
                 <w:sz w:val="18"/>
               </w:rPr>
-              <w:t>0.971 (0.804–1.172)</w:t>
+              <w:t>1.23 (0.89–1.72)</w:t>
             </w:r>
           </w:p>
         </w:tc>
         <w:tc>
           <w:tcPr>
-            <w:tcW w:type="dxa" w:w="1440"/>
+            <w:tcW w:type="dxa" w:w="1892"/>
           </w:tcPr>
           <w:p>
-            <w:pPr>
-              <w:jc w:val="center"/>
-            </w:pPr>
             <w:r>
               <w:rPr>
                 <w:sz w:val="18"/>
               </w:rPr>
-              <w:t>0.756</w:t>
+              <w:t>HR&gt;1</w:t>
+            </w:r>
+          </w:p>
+        </w:tc>
+        <w:tc>
+          <w:tcPr>
+            <w:tcW w:type="dxa" w:w="1892"/>
+          </w:tcPr>
+          <w:p>
+            <w:r>
+              <w:rPr>
+                <w:sz w:val="18"/>
+              </w:rPr>
+              <w:t>0.214</w:t>
             </w:r>
           </w:p>
         </w:tc>
@@ -327,94 +367,423 @@
       <w:tr>
         <w:tc>
           <w:tcPr>
-            <w:tcW w:type="dxa" w:w="1440"/>
+            <w:tcW w:type="dxa" w:w="1892"/>
           </w:tcPr>
           <w:p>
             <w:r>
               <w:rPr>
                 <w:sz w:val="18"/>
               </w:rPr>
-              <w:t>Either event (composite, descriptive)</w:t>
+              <w:t>[Sensitivity] Post-index hr-HPV detection (sensitivity, full cohort)</w:t>
             </w:r>
           </w:p>
         </w:tc>
         <w:tc>
           <w:tcPr>
-            <w:tcW w:type="dxa" w:w="1440"/>
+            <w:tcW w:type="dxa" w:w="1892"/>
           </w:tcPr>
           <w:p>
-            <w:pPr>
-              <w:jc w:val="center"/>
-            </w:pPr>
             <w:r>
               <w:rPr>
                 <w:sz w:val="18"/>
               </w:rPr>
-              <w:t>153 / 241 (63.5%)</w:t>
+              <w:t>149 / 241</w:t>
             </w:r>
           </w:p>
         </w:tc>
         <w:tc>
           <w:tcPr>
-            <w:tcW w:type="dxa" w:w="1440"/>
+            <w:tcW w:type="dxa" w:w="1892"/>
           </w:tcPr>
           <w:p>
-            <w:pPr>
-              <w:jc w:val="center"/>
-            </w:pPr>
             <w:r>
               <w:rPr>
                 <w:sz w:val="18"/>
               </w:rPr>
-              <w:t>568 / 867 (65.5%)</w:t>
+              <w:t>816 (182.7)</w:t>
             </w:r>
           </w:p>
         </w:tc>
         <w:tc>
           <w:tcPr>
-            <w:tcW w:type="dxa" w:w="1440"/>
+            <w:tcW w:type="dxa" w:w="1892"/>
           </w:tcPr>
           <w:p>
-            <w:pPr>
-              <w:jc w:val="center"/>
-            </w:pPr>
             <w:r>
               <w:rPr>
                 <w:sz w:val="18"/>
               </w:rPr>
-              <w:t>-</w:t>
+              <w:t>546 / 867</w:t>
             </w:r>
           </w:p>
         </w:tc>
         <w:tc>
           <w:tcPr>
-            <w:tcW w:type="dxa" w:w="1440"/>
+            <w:tcW w:type="dxa" w:w="1892"/>
           </w:tcPr>
           <w:p>
-            <w:pPr>
-              <w:jc w:val="center"/>
-            </w:pPr>
             <w:r>
               <w:rPr>
                 <w:sz w:val="18"/>
               </w:rPr>
-              <w:t>-</w:t>
+              <w:t>2693 (202.8)</w:t>
             </w:r>
           </w:p>
         </w:tc>
         <w:tc>
           <w:tcPr>
-            <w:tcW w:type="dxa" w:w="1440"/>
+            <w:tcW w:type="dxa" w:w="1892"/>
           </w:tcPr>
           <w:p>
-            <w:pPr>
-              <w:jc w:val="center"/>
-            </w:pPr>
             <w:r>
               <w:rPr>
                 <w:sz w:val="18"/>
               </w:rPr>
-              <w:t>-</w:t>
+              <w:t>0.91 (0.76–1.08)</w:t>
+            </w:r>
+          </w:p>
+        </w:tc>
+        <w:tc>
+          <w:tcPr>
+            <w:tcW w:type="dxa" w:w="1892"/>
+          </w:tcPr>
+          <w:p>
+            <w:r>
+              <w:rPr>
+                <w:sz w:val="18"/>
+              </w:rPr>
+              <w:t>HR&lt;1</w:t>
+            </w:r>
+          </w:p>
+        </w:tc>
+        <w:tc>
+          <w:tcPr>
+            <w:tcW w:type="dxa" w:w="1892"/>
+          </w:tcPr>
+          <w:p>
+            <w:r>
+              <w:rPr>
+                <w:sz w:val="18"/>
+              </w:rPr>
+              <w:t>0.272</w:t>
+            </w:r>
+          </w:p>
+        </w:tc>
+      </w:tr>
+      <w:tr>
+        <w:tc>
+          <w:tcPr>
+            <w:tcW w:type="dxa" w:w="1892"/>
+          </w:tcPr>
+          <w:p>
+            <w:r>
+              <w:rPr>
+                <w:sz w:val="18"/>
+              </w:rPr>
+              <w:t>[Sensitivity] Novel-type acquisition (post-index type not in pre-vaccine baseline)</w:t>
+            </w:r>
+          </w:p>
+        </w:tc>
+        <w:tc>
+          <w:tcPr>
+            <w:tcW w:type="dxa" w:w="1892"/>
+          </w:tcPr>
+          <w:p>
+            <w:r>
+              <w:rPr>
+                <w:sz w:val="18"/>
+              </w:rPr>
+              <w:t>46 / 206</w:t>
+            </w:r>
+          </w:p>
+        </w:tc>
+        <w:tc>
+          <w:tcPr>
+            <w:tcW w:type="dxa" w:w="1892"/>
+          </w:tcPr>
+          <w:p>
+            <w:r>
+              <w:rPr>
+                <w:sz w:val="18"/>
+              </w:rPr>
+              <w:t>969 (47.5)</w:t>
+            </w:r>
+          </w:p>
+        </w:tc>
+        <w:tc>
+          <w:tcPr>
+            <w:tcW w:type="dxa" w:w="1892"/>
+          </w:tcPr>
+          <w:p>
+            <w:r>
+              <w:rPr>
+                <w:sz w:val="18"/>
+              </w:rPr>
+              <w:t>107 / 583</w:t>
+            </w:r>
+          </w:p>
+        </w:tc>
+        <w:tc>
+          <w:tcPr>
+            <w:tcW w:type="dxa" w:w="1892"/>
+          </w:tcPr>
+          <w:p>
+            <w:r>
+              <w:rPr>
+                <w:sz w:val="18"/>
+              </w:rPr>
+              <w:t>2721 (39.3)</w:t>
+            </w:r>
+          </w:p>
+        </w:tc>
+        <w:tc>
+          <w:tcPr>
+            <w:tcW w:type="dxa" w:w="1892"/>
+          </w:tcPr>
+          <w:p>
+            <w:r>
+              <w:rPr>
+                <w:sz w:val="18"/>
+              </w:rPr>
+              <w:t>1.21 (0.87–1.69)</w:t>
+            </w:r>
+          </w:p>
+        </w:tc>
+        <w:tc>
+          <w:tcPr>
+            <w:tcW w:type="dxa" w:w="1892"/>
+          </w:tcPr>
+          <w:p>
+            <w:r>
+              <w:rPr>
+                <w:sz w:val="18"/>
+              </w:rPr>
+              <w:t>HR&lt;1</w:t>
+            </w:r>
+          </w:p>
+        </w:tc>
+        <w:tc>
+          <w:tcPr>
+            <w:tcW w:type="dxa" w:w="1892"/>
+          </w:tcPr>
+          <w:p>
+            <w:r>
+              <w:rPr>
+                <w:sz w:val="18"/>
+              </w:rPr>
+              <w:t>0.248</w:t>
+            </w:r>
+          </w:p>
+        </w:tc>
+      </w:tr>
+      <w:tr>
+        <w:tc>
+          <w:tcPr>
+            <w:tcW w:type="dxa" w:w="1892"/>
+          </w:tcPr>
+          <w:p>
+            <w:r>
+              <w:rPr>
+                <w:sz w:val="18"/>
+              </w:rPr>
+              <w:t>[Sensitivity] HPV-16 clearance (pre-vaccine 16+ baseline)</w:t>
+            </w:r>
+          </w:p>
+        </w:tc>
+        <w:tc>
+          <w:tcPr>
+            <w:tcW w:type="dxa" w:w="1892"/>
+          </w:tcPr>
+          <w:p>
+            <w:r>
+              <w:rPr>
+                <w:sz w:val="18"/>
+              </w:rPr>
+              <w:t>47 / 64</w:t>
+            </w:r>
+          </w:p>
+        </w:tc>
+        <w:tc>
+          <w:tcPr>
+            <w:tcW w:type="dxa" w:w="1892"/>
+          </w:tcPr>
+          <w:p>
+            <w:r>
+              <w:rPr>
+                <w:sz w:val="18"/>
+              </w:rPr>
+              <w:t>113 (414.6)</w:t>
+            </w:r>
+          </w:p>
+        </w:tc>
+        <w:tc>
+          <w:tcPr>
+            <w:tcW w:type="dxa" w:w="1892"/>
+          </w:tcPr>
+          <w:p>
+            <w:r>
+              <w:rPr>
+                <w:sz w:val="18"/>
+              </w:rPr>
+              <w:t>54 / 80</w:t>
+            </w:r>
+          </w:p>
+        </w:tc>
+        <w:tc>
+          <w:tcPr>
+            <w:tcW w:type="dxa" w:w="1892"/>
+          </w:tcPr>
+          <w:p>
+            <w:r>
+              <w:rPr>
+                <w:sz w:val="18"/>
+              </w:rPr>
+              <w:t>183 (295.0)</w:t>
+            </w:r>
+          </w:p>
+        </w:tc>
+        <w:tc>
+          <w:tcPr>
+            <w:tcW w:type="dxa" w:w="1892"/>
+          </w:tcPr>
+          <w:p>
+            <w:r>
+              <w:rPr>
+                <w:sz w:val="18"/>
+              </w:rPr>
+              <w:t>1.07 (0.76–1.51)</w:t>
+            </w:r>
+          </w:p>
+        </w:tc>
+        <w:tc>
+          <w:tcPr>
+            <w:tcW w:type="dxa" w:w="1892"/>
+          </w:tcPr>
+          <w:p>
+            <w:r>
+              <w:rPr>
+                <w:sz w:val="18"/>
+              </w:rPr>
+              <w:t>HR&gt;1</w:t>
+            </w:r>
+          </w:p>
+        </w:tc>
+        <w:tc>
+          <w:tcPr>
+            <w:tcW w:type="dxa" w:w="1892"/>
+          </w:tcPr>
+          <w:p>
+            <w:r>
+              <w:rPr>
+                <w:sz w:val="18"/>
+              </w:rPr>
+              <w:t>0.678</w:t>
+            </w:r>
+          </w:p>
+        </w:tc>
+      </w:tr>
+      <w:tr>
+        <w:tc>
+          <w:tcPr>
+            <w:tcW w:type="dxa" w:w="1892"/>
+          </w:tcPr>
+          <w:p>
+            <w:r>
+              <w:rPr>
+                <w:sz w:val="18"/>
+              </w:rPr>
+              <w:t>[Sensitivity] HPV-18 clearance (pre-vaccine 18+ baseline)</w:t>
+            </w:r>
+          </w:p>
+        </w:tc>
+        <w:tc>
+          <w:tcPr>
+            <w:tcW w:type="dxa" w:w="1892"/>
+          </w:tcPr>
+          <w:p>
+            <w:r>
+              <w:rPr>
+                <w:sz w:val="18"/>
+              </w:rPr>
+              <w:t>28 / 45</w:t>
+            </w:r>
+          </w:p>
+        </w:tc>
+        <w:tc>
+          <w:tcPr>
+            <w:tcW w:type="dxa" w:w="1892"/>
+          </w:tcPr>
+          <w:p>
+            <w:r>
+              <w:rPr>
+                <w:sz w:val="18"/>
+              </w:rPr>
+              <w:t>94 (296.7)</w:t>
+            </w:r>
+          </w:p>
+        </w:tc>
+        <w:tc>
+          <w:tcPr>
+            <w:tcW w:type="dxa" w:w="1892"/>
+          </w:tcPr>
+          <w:p>
+            <w:r>
+              <w:rPr>
+                <w:sz w:val="18"/>
+              </w:rPr>
+              <w:t>36 / 57</w:t>
+            </w:r>
+          </w:p>
+        </w:tc>
+        <w:tc>
+          <w:tcPr>
+            <w:tcW w:type="dxa" w:w="1892"/>
+          </w:tcPr>
+          <w:p>
+            <w:r>
+              <w:rPr>
+                <w:sz w:val="18"/>
+              </w:rPr>
+              <w:t>125 (289.1)</w:t>
+            </w:r>
+          </w:p>
+        </w:tc>
+        <w:tc>
+          <w:tcPr>
+            <w:tcW w:type="dxa" w:w="1892"/>
+          </w:tcPr>
+          <w:p>
+            <w:r>
+              <w:rPr>
+                <w:sz w:val="18"/>
+              </w:rPr>
+              <w:t>0.90 (0.61–1.32)</w:t>
+            </w:r>
+          </w:p>
+        </w:tc>
+        <w:tc>
+          <w:tcPr>
+            <w:tcW w:type="dxa" w:w="1892"/>
+          </w:tcPr>
+          <w:p>
+            <w:r>
+              <w:rPr>
+                <w:sz w:val="18"/>
+              </w:rPr>
+              <w:t>HR&gt;1</w:t>
+            </w:r>
+          </w:p>
+        </w:tc>
+        <w:tc>
+          <w:tcPr>
+            <w:tcW w:type="dxa" w:w="1892"/>
+          </w:tcPr>
+          <w:p>
+            <w:r>
+              <w:rPr>
+                <w:sz w:val="18"/>
+              </w:rPr>
+              <w:t>0.585</w:t>
             </w:r>
           </w:p>
         </w:tc>
@@ -423,20 +792,15 @@
     <w:p>
       <w:r>
         <w:rPr>
-          <w:b/>
-        </w:rPr>
-        <w:t xml:space="preserve">Footnote: </w:t>
-      </w:r>
-      <w:r>
-        <w:rPr>
+          <w:i/>
           <w:sz w:val="16"/>
         </w:rPr>
-        <w:t>Lesion recurrence is defined as biopsy-confirmed HSIL, CIN3, or invasive cervical cancer after the index date. New high-risk HPV infection is defined as a positive test for any of the 14 high-risk types after the index date. Hazard ratios are from Cox proportional-hazards regression adjusted for age at index, with robust standard errors. The descriptive composite row shows the proportion of women experiencing either event during follow-up.</w:t>
+        <w:t>Notes: Co-primary outcomes are reported first; sensitivity analyses follow. For lesion recurrence and post-index detection / novel-type acquisition, a hazard ratio less than 1 is the favourable direction (vaccine reduces event rate); for clearance / regression outcomes, a hazard ratio greater than 1 is favourable (vaccine accelerates clearance). The clearance and type-specific clearance subsets are restricted to women with documented pre-vaccine high-risk HPV positivity (or, for type-specific variants, pre-vaccine type-specific positivity); for these analyses, matched-set integrity was preserved by also dropping non-vaccinated controls whose matched vaccinated case lacked the qualifying pre-vaccine status. The lesion recurrence outcome includes any post-index biopsy diagnosis of CIN2, CIN3, HSIL, carcinoma in situ, or invasive cervical cancer (i.e. CIN2 or worse / high-grade squamous intraepithelial lesion under the 2014 LAST nomenclature).</w:t>
       </w:r>
     </w:p>
     <w:sectPr>
-      <w:pgSz w:w="12240" w:h="15840"/>
-      <w:pgMar w:top="1440" w:right="1800" w:bottom="1440" w:left="1800" w:header="720" w:footer="720" w:gutter="0"/>
+      <w:pgSz w:w="16838" w:h="11906"/>
+      <w:pgMar w:top="850" w:right="850" w:bottom="850" w:left="850" w:header="720" w:footer="720" w:gutter="0"/>
       <w:cols w:space="720"/>
       <w:docGrid w:linePitch="360"/>
     </w:sectPr>
@@ -807,10 +1171,6 @@
     <w:name w:val="Normal"/>
     <w:qFormat/>
     <w:rsid w:val="00FC693F"/>
-    <w:rPr>
-      <w:rFonts w:ascii="Times New Roman" w:hAnsi="Times New Roman"/>
-      <w:sz w:val="20"/>
-    </w:rPr>
   </w:style>
   <w:style w:type="paragraph" w:styleId="Header">
     <w:name w:val="header"/>

--- a/Data/Table3_CohortB_HR.docx
+++ b/Data/Table3_CohortB_HR.docx
@@ -281,7 +281,7 @@
               <w:rPr>
                 <w:sz w:val="18"/>
               </w:rPr>
-              <w:t>55 / 110</w:t>
+              <w:t>40 / 110</w:t>
             </w:r>
           </w:p>
         </w:tc>
@@ -294,7 +294,7 @@
               <w:rPr>
                 <w:sz w:val="18"/>
               </w:rPr>
-              <w:t>326 (168.9)</w:t>
+              <w:t>402 (99.5)</w:t>
             </w:r>
           </w:p>
         </w:tc>
@@ -307,7 +307,7 @@
               <w:rPr>
                 <w:sz w:val="18"/>
               </w:rPr>
-              <w:t>74 / 182</w:t>
+              <w:t>48 / 182</w:t>
             </w:r>
           </w:p>
         </w:tc>
@@ -320,7 +320,7 @@
               <w:rPr>
                 <w:sz w:val="18"/>
               </w:rPr>
-              <w:t>628 (117.8)</w:t>
+              <w:t>764 (62.8)</w:t>
             </w:r>
           </w:p>
         </w:tc>
@@ -333,7 +333,7 @@
               <w:rPr>
                 <w:sz w:val="18"/>
               </w:rPr>
-              <w:t>1.23 (0.89–1.72)</w:t>
+              <w:t>1.40 (0.92–2.11)</w:t>
             </w:r>
           </w:p>
         </w:tc>
@@ -359,7 +359,7 @@
               <w:rPr>
                 <w:sz w:val="18"/>
               </w:rPr>
-              <w:t>0.214</w:t>
+              <w:t>0.114</w:t>
             </w:r>
           </w:p>
         </w:tc>
@@ -599,7 +599,7 @@
               <w:rPr>
                 <w:sz w:val="18"/>
               </w:rPr>
-              <w:t>47 / 64</w:t>
+              <w:t>42 / 64</w:t>
             </w:r>
           </w:p>
         </w:tc>
@@ -612,7 +612,7 @@
               <w:rPr>
                 <w:sz w:val="18"/>
               </w:rPr>
-              <w:t>113 (414.6)</w:t>
+              <w:t>160 (262.2)</w:t>
             </w:r>
           </w:p>
         </w:tc>
@@ -625,7 +625,7 @@
               <w:rPr>
                 <w:sz w:val="18"/>
               </w:rPr>
-              <w:t>54 / 80</w:t>
+              <w:t>48 / 80</w:t>
             </w:r>
           </w:p>
         </w:tc>
@@ -638,7 +638,7 @@
               <w:rPr>
                 <w:sz w:val="18"/>
               </w:rPr>
-              <w:t>183 (295.0)</w:t>
+              <w:t>210 (228.2)</w:t>
             </w:r>
           </w:p>
         </w:tc>
@@ -651,7 +651,7 @@
               <w:rPr>
                 <w:sz w:val="18"/>
               </w:rPr>
-              <w:t>1.07 (0.76–1.51)</w:t>
+              <w:t>1.05 (0.74–1.49)</w:t>
             </w:r>
           </w:p>
         </w:tc>
@@ -677,7 +677,7 @@
               <w:rPr>
                 <w:sz w:val="18"/>
               </w:rPr>
-              <w:t>0.678</w:t>
+              <w:t>0.785</w:t>
             </w:r>
           </w:p>
         </w:tc>
@@ -705,7 +705,7 @@
               <w:rPr>
                 <w:sz w:val="18"/>
               </w:rPr>
-              <w:t>28 / 45</w:t>
+              <w:t>25 / 45</w:t>
             </w:r>
           </w:p>
         </w:tc>
@@ -718,7 +718,7 @@
               <w:rPr>
                 <w:sz w:val="18"/>
               </w:rPr>
-              <w:t>94 (296.7)</w:t>
+              <w:t>123 (204.0)</w:t>
             </w:r>
           </w:p>
         </w:tc>
@@ -731,7 +731,7 @@
               <w:rPr>
                 <w:sz w:val="18"/>
               </w:rPr>
-              <w:t>36 / 57</w:t>
+              <w:t>33 / 57</w:t>
             </w:r>
           </w:p>
         </w:tc>
@@ -744,7 +744,7 @@
               <w:rPr>
                 <w:sz w:val="18"/>
               </w:rPr>
-              <w:t>125 (289.1)</w:t>
+              <w:t>138 (239.8)</w:t>
             </w:r>
           </w:p>
         </w:tc>
@@ -757,7 +757,7 @@
               <w:rPr>
                 <w:sz w:val="18"/>
               </w:rPr>
-              <w:t>0.90 (0.61–1.32)</w:t>
+              <w:t>0.84 (0.56–1.26)</w:t>
             </w:r>
           </w:p>
         </w:tc>
@@ -783,7 +783,7 @@
               <w:rPr>
                 <w:sz w:val="18"/>
               </w:rPr>
-              <w:t>0.585</w:t>
+              <w:t>0.398</w:t>
             </w:r>
           </w:p>
         </w:tc>
